--- a/Teacher Resources (Start Here)/12_STARLAB_Student_Onboarding_Packet.docx
+++ b/Teacher Resources (Start Here)/12_STARLAB_Student_Onboarding_Packet.docx
@@ -25,7 +25,7 @@
               <w:drawing>
                 <wp:inline xmlns:a="http://schemas.openxmlformats.org/drawingml/2006/main" xmlns:pic="http://schemas.openxmlformats.org/drawingml/2006/picture">
                   <wp:extent cx="4389120" cy="2194560"/>
-                  <wp:docPr id="1" name="Picture 1"/>
+                  <wp:docPr id="1" name="Picture 1" descr="Image: image1.png"/>
                   <wp:cNvGraphicFramePr>
                     <a:graphicFrameLocks noChangeAspect="1"/>
                   </wp:cNvGraphicFramePr>
@@ -57,6 +57,9 @@
             </w:r>
           </w:p>
         </w:tc>
+        <w:trPr>
+          <w:tblHeader/>
+        </w:trPr>
       </w:tr>
     </w:tbl>
     <w:p>
@@ -142,6 +145,9 @@
             </w:r>
           </w:p>
         </w:tc>
+        <w:trPr>
+          <w:tblHeader/>
+        </w:trPr>
       </w:tr>
     </w:tbl>
     <w:p/>
@@ -255,6 +261,9 @@
             </w:r>
           </w:p>
         </w:tc>
+        <w:trPr>
+          <w:tblHeader/>
+        </w:trPr>
       </w:tr>
     </w:tbl>
     <w:p/>
@@ -339,6 +348,9 @@
             </w:r>
           </w:p>
         </w:tc>
+        <w:trPr>
+          <w:tblHeader/>
+        </w:trPr>
       </w:tr>
       <w:tr>
         <w:tc>
@@ -635,13 +647,14 @@
             <w:vAlign w:val="center"/>
           </w:tcPr>
           <w:p>
-            <w:r/>
+            <w:r>
+              <w:t>Required public presentation, Q&amp;A, reflection, portfolio, and next steps</w:t>
+            </w:r>
             <w:r>
               <w:rPr>
                 <w:b w:val="0"/>
                 <w:sz w:val="18"/>
               </w:rPr>
-              <w:t>Final presentation, Q&amp;A, reflection, portfolio, and next steps</w:t>
             </w:r>
           </w:p>
         </w:tc>
@@ -710,6 +723,9 @@
             </w:r>
           </w:p>
         </w:tc>
+        <w:trPr>
+          <w:tblHeader/>
+        </w:trPr>
       </w:tr>
       <w:tr>
         <w:tc>
@@ -988,7 +1004,7 @@
         <w:rPr>
           <w:sz w:val="21"/>
         </w:rPr>
-        <w:t>You communicate your work clearly in a report and presentation.</w:t>
+        <w:t>You communicate your work clearly in a report and present it to a genuine public audience.</w:t>
       </w:r>
     </w:p>
     <w:p>
@@ -1069,6 +1085,9 @@
             </w:r>
           </w:p>
         </w:tc>
+        <w:trPr>
+          <w:tblHeader/>
+        </w:trPr>
       </w:tr>
       <w:tr>
         <w:tc>
@@ -1415,6 +1434,9 @@
             </w:r>
           </w:p>
         </w:tc>
+        <w:trPr>
+          <w:tblHeader/>
+        </w:trPr>
       </w:tr>
     </w:tbl>
     <w:p/>
@@ -1620,6 +1642,9 @@
             </w:r>
           </w:p>
         </w:tc>
+        <w:trPr>
+          <w:tblHeader/>
+        </w:trPr>
       </w:tr>
       <w:tr>
         <w:tc>
@@ -1785,38 +1810,28 @@
             </w:r>
           </w:p>
         </w:tc>
+        <w:trPr>
+          <w:tblHeader/>
+        </w:trPr>
       </w:tr>
       <w:tr>
         <w:tc>
           <w:tcPr>
             <w:tcW w:type="dxa" w:w="5184"/>
-            <w:vAlign w:val="center"/>
-            <w:shd w:fill="FAFAFA"/>
           </w:tcPr>
           <w:p>
-            <w:r/>
             <w:r>
-              <w:rPr>
-                <w:b w:val="0"/>
-                <w:sz w:val="18"/>
-              </w:rPr>
-              <w:t>Approved to pilot test</w:t>
+              <w:t>Approved for Pilot Testing</w:t>
             </w:r>
           </w:p>
         </w:tc>
         <w:tc>
           <w:tcPr>
             <w:tcW w:type="dxa" w:w="5184"/>
-            <w:vAlign w:val="center"/>
           </w:tcPr>
           <w:p>
-            <w:r/>
             <w:r>
-              <w:rPr>
-                <w:b w:val="0"/>
-                <w:sz w:val="18"/>
-              </w:rPr>
-              <w:t>You may begin the approved small-scale pilot test only.</w:t>
+              <w:t>You may conduct only the approved small-scale pilot test.</w:t>
             </w:r>
           </w:p>
         </w:tc>
@@ -1825,33 +1840,20 @@
         <w:tc>
           <w:tcPr>
             <w:tcW w:type="dxa" w:w="5184"/>
-            <w:vAlign w:val="center"/>
-            <w:shd w:fill="FAFAFA"/>
           </w:tcPr>
           <w:p>
-            <w:r/>
             <w:r>
-              <w:rPr>
-                <w:b w:val="0"/>
-                <w:sz w:val="18"/>
-              </w:rPr>
-              <w:t>Approved with modifications</w:t>
+              <w:t>Approved With Modifications</w:t>
             </w:r>
           </w:p>
         </w:tc>
         <w:tc>
           <w:tcPr>
             <w:tcW w:type="dxa" w:w="5184"/>
-            <w:vAlign w:val="center"/>
           </w:tcPr>
           <w:p>
-            <w:r/>
             <w:r>
-              <w:rPr>
-                <w:b w:val="0"/>
-                <w:sz w:val="18"/>
-              </w:rPr>
-              <w:t>You may proceed after making the listed changes.</w:t>
+              <w:t>Complete the listed changes and wait for the tracker status to be updated before testing.</w:t>
             </w:r>
           </w:p>
         </w:tc>
@@ -1860,33 +1862,20 @@
         <w:tc>
           <w:tcPr>
             <w:tcW w:type="dxa" w:w="5184"/>
-            <w:vAlign w:val="center"/>
-            <w:shd w:fill="FAFAFA"/>
           </w:tcPr>
           <w:p>
-            <w:r/>
             <w:r>
-              <w:rPr>
-                <w:b w:val="0"/>
-                <w:sz w:val="18"/>
-              </w:rPr>
-              <w:t>Needs revision</w:t>
+              <w:t>Needs Revision</w:t>
             </w:r>
           </w:p>
         </w:tc>
         <w:tc>
           <w:tcPr>
             <w:tcW w:type="dxa" w:w="5184"/>
-            <w:vAlign w:val="center"/>
           </w:tcPr>
           <w:p>
-            <w:r/>
             <w:r>
-              <w:rPr>
-                <w:b w:val="0"/>
-                <w:sz w:val="18"/>
-              </w:rPr>
-              <w:t>The plan is not ready. Revise and resubmit before testing.</w:t>
+              <w:t>Revise the plan and resubmit it before testing.</w:t>
             </w:r>
           </w:p>
         </w:tc>
@@ -1895,33 +1884,20 @@
         <w:tc>
           <w:tcPr>
             <w:tcW w:type="dxa" w:w="5184"/>
-            <w:vAlign w:val="center"/>
-            <w:shd w:fill="FAFAFA"/>
           </w:tcPr>
           <w:p>
-            <w:r/>
             <w:r>
-              <w:rPr>
-                <w:b w:val="0"/>
-                <w:sz w:val="18"/>
-              </w:rPr>
-              <w:t>Needs safety review</w:t>
+              <w:t>Needs Safety Review</w:t>
             </w:r>
           </w:p>
         </w:tc>
         <w:tc>
           <w:tcPr>
             <w:tcW w:type="dxa" w:w="5184"/>
-            <w:vAlign w:val="center"/>
           </w:tcPr>
           <w:p>
-            <w:r/>
             <w:r>
-              <w:rPr>
-                <w:b w:val="0"/>
-                <w:sz w:val="18"/>
-              </w:rPr>
-              <w:t>The project includes hazards that require additional precautions or supervision.</w:t>
+              <w:t>Pause while the required controls, supervision, or district safety review is completed.</w:t>
             </w:r>
           </w:p>
         </w:tc>
@@ -1930,33 +1906,20 @@
         <w:tc>
           <w:tcPr>
             <w:tcW w:type="dxa" w:w="5184"/>
-            <w:vAlign w:val="center"/>
-            <w:shd w:fill="FAFAFA"/>
           </w:tcPr>
           <w:p>
-            <w:r/>
             <w:r>
-              <w:rPr>
-                <w:b w:val="0"/>
-                <w:sz w:val="18"/>
-              </w:rPr>
-              <w:t>Needs ethics/admin review</w:t>
+              <w:t>Needs Ethics Review</w:t>
             </w:r>
           </w:p>
         </w:tc>
         <w:tc>
           <w:tcPr>
             <w:tcW w:type="dxa" w:w="5184"/>
-            <w:vAlign w:val="center"/>
           </w:tcPr>
           <w:p>
-            <w:r/>
             <w:r>
-              <w:rPr>
-                <w:b w:val="0"/>
-                <w:sz w:val="18"/>
-              </w:rPr>
-              <w:t>The project may involve people, animals, private data, biological materials, environmental concerns, or other approval needs.</w:t>
+              <w:t>Pause while consent, privacy, human-participant, animal, biological, or other ethics requirements are reviewed.</w:t>
             </w:r>
           </w:p>
         </w:tc>
@@ -1965,33 +1928,64 @@
         <w:tc>
           <w:tcPr>
             <w:tcW w:type="dxa" w:w="5184"/>
-            <w:vAlign w:val="center"/>
-            <w:shd w:fill="FAFAFA"/>
           </w:tcPr>
           <w:p>
-            <w:r/>
             <w:r>
-              <w:rPr>
-                <w:b w:val="0"/>
-                <w:sz w:val="18"/>
-              </w:rPr>
-              <w:t>Not approved in current form</w:t>
+              <w:t>Needs Mentor Review</w:t>
             </w:r>
           </w:p>
         </w:tc>
         <w:tc>
           <w:tcPr>
             <w:tcW w:type="dxa" w:w="5184"/>
-            <w:vAlign w:val="center"/>
           </w:tcPr>
           <w:p>
-            <w:r/>
             <w:r>
-              <w:rPr>
-                <w:b w:val="0"/>
-                <w:sz w:val="18"/>
-              </w:rPr>
-              <w:t>The current plan cannot proceed. Work with the teacher to redirect the project.</w:t>
+              <w:t>Obtain the requested technical feedback; your teacher still makes the approval decision.</w:t>
+            </w:r>
+          </w:p>
+        </w:tc>
+      </w:tr>
+      <w:tr>
+        <w:tc>
+          <w:tcPr>
+            <w:tcW w:type="dxa" w:w="5184"/>
+          </w:tcPr>
+          <w:p>
+            <w:r>
+              <w:t>Not Approved in Current Form</w:t>
+            </w:r>
+          </w:p>
+        </w:tc>
+        <w:tc>
+          <w:tcPr>
+            <w:tcW w:type="dxa" w:w="5184"/>
+          </w:tcPr>
+          <w:p>
+            <w:r>
+              <w:t>Work with the teacher to redesign the project into a safer or more feasible form.</w:t>
+            </w:r>
+          </w:p>
+        </w:tc>
+      </w:tr>
+      <w:tr>
+        <w:tc>
+          <w:tcPr>
+            <w:tcW w:type="dxa" w:w="5184"/>
+          </w:tcPr>
+          <w:p>
+            <w:r>
+              <w:t>Approved for Systematic Data Collection</w:t>
+            </w:r>
+          </w:p>
+        </w:tc>
+        <w:tc>
+          <w:tcPr>
+            <w:tcW w:type="dxa" w:w="5184"/>
+          </w:tcPr>
+          <w:p>
+            <w:r>
+              <w:t>After a successful pilot, you may collect data only within the approved method and scope.</w:t>
             </w:r>
           </w:p>
         </w:tc>
@@ -2131,6 +2125,9 @@
             </w:r>
           </w:p>
         </w:tc>
+        <w:trPr>
+          <w:tblHeader/>
+        </w:trPr>
       </w:tr>
     </w:tbl>
     <w:p/>
@@ -2231,6 +2228,9 @@
             </w:r>
           </w:p>
         </w:tc>
+        <w:trPr>
+          <w:tblHeader/>
+        </w:trPr>
       </w:tr>
       <w:tr>
         <w:tc>
@@ -2787,6 +2787,9 @@
             </w:r>
           </w:p>
         </w:tc>
+        <w:trPr>
+          <w:tblHeader/>
+        </w:trPr>
       </w:tr>
     </w:tbl>
     <w:p/>
@@ -2975,6 +2978,9 @@
             </w:r>
           </w:p>
         </w:tc>
+        <w:trPr>
+          <w:tblHeader/>
+        </w:trPr>
       </w:tr>
     </w:tbl>
     <w:p/>
@@ -3176,6 +3182,9 @@
             </w:r>
           </w:p>
         </w:tc>
+        <w:trPr>
+          <w:tblHeader/>
+        </w:trPr>
       </w:tr>
     </w:tbl>
     <w:p/>
@@ -3300,6 +3309,9 @@
             </w:r>
           </w:p>
         </w:tc>
+        <w:trPr>
+          <w:tblHeader/>
+        </w:trPr>
       </w:tr>
       <w:tr>
         <w:tc>
@@ -3490,6 +3502,9 @@
             </w:r>
           </w:p>
         </w:tc>
+        <w:trPr>
+          <w:tblHeader/>
+        </w:trPr>
       </w:tr>
     </w:tbl>
     <w:p/>
@@ -3560,6 +3575,9 @@
             </w:r>
           </w:p>
         </w:tc>
+        <w:trPr>
+          <w:tblHeader/>
+        </w:trPr>
       </w:tr>
       <w:tr>
         <w:tc>
@@ -3821,6 +3839,12 @@
                 <w:sz w:val="19"/>
               </w:rPr>
               <w:t>I know that my final presentation must explain evidence, limitations, and future work.</w:t>
+            </w:r>
+          </w:p>
+          <w:p>
+            <w:pPr/>
+            <w:r>
+              <w:t>I know that every STARLAB student presents to a public audience; the venue may vary, but a classroom-only presentation does not satisfy the course requirement.</w:t>
             </w:r>
           </w:p>
         </w:tc>
@@ -4086,6 +4110,9 @@
             </w:r>
           </w:p>
         </w:tc>
+        <w:trPr>
+          <w:tblHeader/>
+        </w:trPr>
       </w:tr>
       <w:tr>
         <w:tc>
@@ -4500,6 +4527,9 @@
             </w:r>
           </w:p>
         </w:tc>
+        <w:trPr>
+          <w:tblHeader/>
+        </w:trPr>
       </w:tr>
     </w:tbl>
     <w:p/>
